--- a/Documentations/UAT_Report.docx
+++ b/Documentations/UAT_Report.docx
@@ -35,7 +35,7 @@
           <w:i/>
           <w:sz w:val="22"/>
         </w:rPr>
-        <w:t>dev-deploy-shafik-2 — no new manual UAT round executed yet; see §2</w:t>
+        <w:t>nyunt/dev-W7.1 (live branch) — no new manual UAT round executed yet; see §2</w:t>
       </w:r>
     </w:p>
     <w:p>
@@ -57,7 +57,7 @@
     </w:p>
     <w:p>
       <w:r>
-        <w:t>This report records UAT results for the SmartRPD Web Application and tracks what's needed for the next round. Pushes to nyunt/dev-deploy trigger the “Deploy Test Site” GitHub Actions workflow, which runs the automated test gate, builds a production bundle, and publishes the verified revision to nyunt/dev-W7.1 (GitHub Pages), live at https://faid123.github.io/.tmp-test-web/.</w:t>
+        <w:t>This report records UAT results for the SmartRPD Web Application and tracks what's needed for the next round. It also carries the full automated-test-to-UAT-workflow rollup (§2) that used to live in a separate Automated_UAT_Test_Run_Report.docx -- the two were merged 2026-07-31 so there's a single UAT report to maintain. Pushes to nyunt/dev-deploy trigger the “Deploy Test Site” GitHub Actions workflow, which runs the automated test gate, builds a production bundle, and publishes the verified revision to nyunt/dev-W7.1 (GitHub Pages), live at https://faid123.github.io/.tmp-test-web/.</w:t>
       </w:r>
     </w:p>
     <w:p>
@@ -65,12 +65,2021 @@
         <w:pStyle w:val="Heading1"/>
       </w:pPr>
       <w:r>
-        <w:t>2. Automated Test Gate (Current)</w:t>
+        <w:t>2. Automated Test Coverage (Current)</w:t>
       </w:r>
     </w:p>
     <w:p>
       <w:r>
-        <w:t>Every push to nyunt/dev-deploy runs npm run test:ci as a fail-closed gate before the site can be published. Current recorded run on dev-deploy-shafik-2 @ d38ff71: 13/13 test suites, 198/198 tests, 0 failing (see Automated_Test_Suite_Report.docx and Documentations/AutoTest Results/). This is a stronger automated gate than the one in place for §3's round (11 suites / 105 tests) but automated coverage and manual UAT are not substitutes for each other -- see §4's coverage-gap list.</w:t>
+        <w:t>Every push to nyunt/dev-deploy runs npm run test:ci as a fail-closed gate before the site can be published. Current recorded run on nyunt/dev-W7.1 (live branch): 13/13 test suites, 221/221 tests, 0 failing. Automated coverage and manual UAT are not substitutes for each other -- see §4's coverage-gap list for what's still manual-only, and §2.1–§2.8 below for the full automated-test-to-UAT-workflow rollup (moved here from the former Automated_UAT_Test_Run_Report.docx).</w:t>
+      </w:r>
+    </w:p>
+    <w:p>
+      <w:pPr>
+        <w:pStyle w:val="Heading2"/>
+      </w:pPr>
+      <w:r>
+        <w:t>2.1 How This Was Run</w:t>
+      </w:r>
+    </w:p>
+    <w:p>
+      <w:pPr/>
+      <w:r>
+        <w:t>Script: not present on this branch -- the underlying Jest command is invoked directly (below) rather than through a checked-in wrapper script. tools/weekly-doc-review.mjs now runs this automatically every Friday and refreshes the raw data files this section is built from -- see Documentations/WEEKLY_DOC_REVIEW.md.</w:t>
+      </w:r>
+    </w:p>
+    <w:p>
+      <w:pPr/>
+      <w:r>
+        <w:t>Underlying command: npx jest --ci --coverage --coverageReporters=json-summary --verbose --testLocationInResults --json</w:t>
+      </w:r>
+    </w:p>
+    <w:p>
+      <w:pPr/>
+      <w:r>
+        <w:t>Commit tested: e621194 -- “feat(help-bot): Add reveal controls to open containers before highlighting” (2026-07-28 15:00:25 +0800). Run timestamp: 2026-07-31T01:30:46Z (re-verified during the 2026-07-31 weekly documentation review; counts unchanged from the prior run).</w:t>
+      </w:r>
+    </w:p>
+    <w:p>
+      <w:pPr/>
+      <w:r>
+        <w:t>Raw output: Documentations/AutoTest Results/automated-test-run.json (structured) and automated-test-run-log.txt (full Jest console output), refreshed automatically each week.</w:t>
+      </w:r>
+    </w:p>
+    <w:p>
+      <w:pPr/>
+      <w:r>
+        <w:t>This branch's suite (13 suites / 221 tests) is ahead of an earlier recorded baseline (11 suites / 105 tests on nyunt/dev-deploy, carried over from shafik_nyunt_2_integration) because it has since picked up two newer feature suites (passwordReset.test.mjs, helpBot.test.mjs). Every suite imports the real src/ module it claims to test -- see §2.4 for the per-suite detail; none is a hardcoded placeholder or a hand-copied reimplementation.</w:t>
+      </w:r>
+    </w:p>
+    <w:p>
+      <w:pPr>
+        <w:pStyle w:val="Heading2"/>
+      </w:pPr>
+      <w:r>
+        <w:t>2.2 Summary</w:t>
+      </w:r>
+    </w:p>
+    <w:tbl>
+      <w:tblPr>
+        <w:tblStyle w:val="TableGrid"/>
+        <w:tblW w:type="auto" w:w="0"/>
+        <w:tblLook w:firstColumn="1" w:firstRow="1" w:lastColumn="0" w:lastRow="0" w:noHBand="0" w:noVBand="1" w:val="04A0"/>
+      </w:tblPr>
+      <w:tblGrid>
+        <w:gridCol w:w="4320"/>
+        <w:gridCol w:w="4320"/>
+      </w:tblGrid>
+      <w:tr>
+        <w:tc>
+          <w:tcPr>
+            <w:tcW w:type="dxa" w:w="4320"/>
+          </w:tcPr>
+          <w:p>
+            <w:r>
+              <w:t>Metric</w:t>
+            </w:r>
+          </w:p>
+        </w:tc>
+        <w:tc>
+          <w:tcPr>
+            <w:tcW w:type="dxa" w:w="4320"/>
+          </w:tcPr>
+          <w:p>
+            <w:r>
+              <w:t>Result</w:t>
+            </w:r>
+          </w:p>
+        </w:tc>
+      </w:tr>
+      <w:tr>
+        <w:tc>
+          <w:tcPr>
+            <w:tcW w:type="dxa" w:w="4320"/>
+          </w:tcPr>
+          <w:p>
+            <w:r>
+              <w:t>Test Suites</w:t>
+            </w:r>
+          </w:p>
+        </w:tc>
+        <w:tc>
+          <w:tcPr>
+            <w:tcW w:type="dxa" w:w="4320"/>
+          </w:tcPr>
+          <w:p>
+            <w:r>
+              <w:t>13 passed, 13 total</w:t>
+            </w:r>
+          </w:p>
+        </w:tc>
+      </w:tr>
+      <w:tr>
+        <w:tc>
+          <w:tcPr>
+            <w:tcW w:type="dxa" w:w="4320"/>
+          </w:tcPr>
+          <w:p>
+            <w:r>
+              <w:t>Tests</w:t>
+            </w:r>
+          </w:p>
+        </w:tc>
+        <w:tc>
+          <w:tcPr>
+            <w:tcW w:type="dxa" w:w="4320"/>
+          </w:tcPr>
+          <w:p>
+            <w:r>
+              <w:t>221 passed, 221 total</w:t>
+            </w:r>
+          </w:p>
+        </w:tc>
+      </w:tr>
+      <w:tr>
+        <w:tc>
+          <w:tcPr>
+            <w:tcW w:type="dxa" w:w="4320"/>
+          </w:tcPr>
+          <w:p>
+            <w:r>
+              <w:t>Failures</w:t>
+            </w:r>
+          </w:p>
+        </w:tc>
+        <w:tc>
+          <w:tcPr>
+            <w:tcW w:type="dxa" w:w="4320"/>
+          </w:tcPr>
+          <w:p>
+            <w:r>
+              <w:t>0</w:t>
+            </w:r>
+          </w:p>
+        </w:tc>
+      </w:tr>
+      <w:tr>
+        <w:tc>
+          <w:tcPr>
+            <w:tcW w:type="dxa" w:w="4320"/>
+          </w:tcPr>
+          <w:p>
+            <w:r>
+              <w:t>Tests by category</w:t>
+            </w:r>
+          </w:p>
+        </w:tc>
+        <w:tc>
+          <w:tcPr>
+            <w:tcW w:type="dxa" w:w="4320"/>
+          </w:tcPr>
+          <w:p>
+            <w:r>
+              <w:t>real=221, copy/reimplementation=0, stub/placeholder=0</w:t>
+            </w:r>
+          </w:p>
+        </w:tc>
+      </w:tr>
+      <w:tr>
+        <w:tc>
+          <w:tcPr>
+            <w:tcW w:type="dxa" w:w="4320"/>
+          </w:tcPr>
+          <w:p>
+            <w:r>
+              <w:t>UAT workflows with zero automated coverage</w:t>
+            </w:r>
+          </w:p>
+        </w:tc>
+        <w:tc>
+          <w:tcPr>
+            <w:tcW w:type="dxa" w:w="4320"/>
+          </w:tcPr>
+          <w:p>
+            <w:r>
+              <w:t>UAT-03 Case Creation, UAT-05 Collaboration (Chat/Notifications), UAT-09 Add STL Files, UAT-10 Version History, UAT-11 Download / Export / Share, UAT-12 Responsive (Tablet + Mobile)</w:t>
+            </w:r>
+          </w:p>
+        </w:tc>
+      </w:tr>
+      <w:tr>
+        <w:tc>
+          <w:tcPr>
+            <w:tcW w:type="dxa" w:w="4320"/>
+          </w:tcPr>
+          <w:p>
+            <w:r>
+              <w:t>Suites for features with no standing UAT case</w:t>
+            </w:r>
+          </w:p>
+        </w:tc>
+        <w:tc>
+          <w:tcPr>
+            <w:tcW w:type="dxa" w:w="4320"/>
+          </w:tcPr>
+          <w:p>
+            <w:r>
+              <w:t>helpBot.test.mjs</w:t>
+            </w:r>
+          </w:p>
+        </w:tc>
+      </w:tr>
+      <w:tr>
+        <w:tc>
+          <w:tcPr>
+            <w:tcW w:type="dxa" w:w="4320"/>
+          </w:tcPr>
+          <w:p>
+            <w:r>
+              <w:t>Overall coverage (statements)</w:t>
+            </w:r>
+          </w:p>
+        </w:tc>
+        <w:tc>
+          <w:tcPr>
+            <w:tcW w:type="dxa" w:w="4320"/>
+          </w:tcPr>
+          <w:p>
+            <w:r>
+              <w:t>26.06%</w:t>
+            </w:r>
+          </w:p>
+        </w:tc>
+      </w:tr>
+      <w:tr>
+        <w:tc>
+          <w:tcPr>
+            <w:tcW w:type="dxa" w:w="4320"/>
+          </w:tcPr>
+          <w:p>
+            <w:r>
+              <w:t>Overall coverage (branches)</w:t>
+            </w:r>
+          </w:p>
+        </w:tc>
+        <w:tc>
+          <w:tcPr>
+            <w:tcW w:type="dxa" w:w="4320"/>
+          </w:tcPr>
+          <w:p>
+            <w:r>
+              <w:t>19.67%</w:t>
+            </w:r>
+          </w:p>
+        </w:tc>
+      </w:tr>
+    </w:tbl>
+    <w:p>
+      <w:pPr>
+        <w:pStyle w:val="Heading2"/>
+      </w:pPr>
+      <w:r>
+        <w:t>2.3 Results by UAT Workflow (UAT-01 – UAT-12)</w:t>
+      </w:r>
+    </w:p>
+    <w:p>
+      <w:pPr/>
+      <w:r>
+        <w:t>“Automated Coverage Confidence” reflects the category (§2.4) of the linked suite(s), not just pass/fail. Every mapped suite here is “real”, so any workflow with at least one linked suite shows genuine source coverage, not a false-positive placeholder.</w:t>
+      </w:r>
+    </w:p>
+    <w:tbl>
+      <w:tblPr>
+        <w:tblStyle w:val="TableGrid"/>
+        <w:tblW w:type="auto" w:w="0"/>
+        <w:tblLook w:firstColumn="1" w:firstRow="1" w:lastColumn="0" w:lastRow="0" w:noHBand="0" w:noVBand="1" w:val="04A0"/>
+      </w:tblPr>
+      <w:tblGrid>
+        <w:gridCol w:w="1728"/>
+        <w:gridCol w:w="1728"/>
+        <w:gridCol w:w="1728"/>
+        <w:gridCol w:w="1728"/>
+        <w:gridCol w:w="1728"/>
+      </w:tblGrid>
+      <w:tr>
+        <w:tc>
+          <w:tcPr>
+            <w:tcW w:type="dxa" w:w="1728"/>
+          </w:tcPr>
+          <w:p>
+            <w:r>
+              <w:t>ID</w:t>
+            </w:r>
+          </w:p>
+        </w:tc>
+        <w:tc>
+          <w:tcPr>
+            <w:tcW w:type="dxa" w:w="1728"/>
+          </w:tcPr>
+          <w:p>
+            <w:r>
+              <w:t>Workflow</w:t>
+            </w:r>
+          </w:p>
+        </w:tc>
+        <w:tc>
+          <w:tcPr>
+            <w:tcW w:type="dxa" w:w="1728"/>
+          </w:tcPr>
+          <w:p>
+            <w:r>
+              <w:t>Linked Suite(s)</w:t>
+            </w:r>
+          </w:p>
+        </w:tc>
+        <w:tc>
+          <w:tcPr>
+            <w:tcW w:type="dxa" w:w="1728"/>
+          </w:tcPr>
+          <w:p>
+            <w:r>
+              <w:t>Pass/Total</w:t>
+            </w:r>
+          </w:p>
+        </w:tc>
+        <w:tc>
+          <w:tcPr>
+            <w:tcW w:type="dxa" w:w="1728"/>
+          </w:tcPr>
+          <w:p>
+            <w:r>
+              <w:t>Automated Coverage Confidence</w:t>
+            </w:r>
+          </w:p>
+        </w:tc>
+      </w:tr>
+      <w:tr>
+        <w:tc>
+          <w:tcPr>
+            <w:tcW w:type="dxa" w:w="1728"/>
+          </w:tcPr>
+          <w:p>
+            <w:r>
+              <w:t>UAT-01</w:t>
+            </w:r>
+          </w:p>
+        </w:tc>
+        <w:tc>
+          <w:tcPr>
+            <w:tcW w:type="dxa" w:w="1728"/>
+          </w:tcPr>
+          <w:p>
+            <w:r>
+              <w:t>Login &amp; Authentication</w:t>
+            </w:r>
+          </w:p>
+        </w:tc>
+        <w:tc>
+          <w:tcPr>
+            <w:tcW w:type="dxa" w:w="1728"/>
+          </w:tcPr>
+          <w:p>
+            <w:r>
+              <w:t>passwordReset.test.mjs</w:t>
+            </w:r>
+          </w:p>
+        </w:tc>
+        <w:tc>
+          <w:tcPr>
+            <w:tcW w:type="dxa" w:w="1728"/>
+          </w:tcPr>
+          <w:p>
+            <w:r>
+              <w:t>22/22</w:t>
+            </w:r>
+          </w:p>
+        </w:tc>
+        <w:tc>
+          <w:tcPr>
+            <w:tcW w:type="dxa" w:w="1728"/>
+          </w:tcPr>
+          <w:p>
+            <w:r>
+              <w:t>Real source coverage</w:t>
+            </w:r>
+          </w:p>
+        </w:tc>
+      </w:tr>
+      <w:tr>
+        <w:tc>
+          <w:tcPr>
+            <w:tcW w:type="dxa" w:w="1728"/>
+          </w:tcPr>
+          <w:p>
+            <w:r>
+              <w:t>UAT-02</w:t>
+            </w:r>
+          </w:p>
+        </w:tc>
+        <w:tc>
+          <w:tcPr>
+            <w:tcW w:type="dxa" w:w="1728"/>
+          </w:tcPr>
+          <w:p>
+            <w:r>
+              <w:t>Case List</w:t>
+            </w:r>
+          </w:p>
+        </w:tc>
+        <w:tc>
+          <w:tcPr>
+            <w:tcW w:type="dxa" w:w="1728"/>
+          </w:tcPr>
+          <w:p>
+            <w:r>
+              <w:t>caseEnrichment.test.mjs</w:t>
+            </w:r>
+          </w:p>
+        </w:tc>
+        <w:tc>
+          <w:tcPr>
+            <w:tcW w:type="dxa" w:w="1728"/>
+          </w:tcPr>
+          <w:p>
+            <w:r>
+              <w:t>13/13</w:t>
+            </w:r>
+          </w:p>
+        </w:tc>
+        <w:tc>
+          <w:tcPr>
+            <w:tcW w:type="dxa" w:w="1728"/>
+          </w:tcPr>
+          <w:p>
+            <w:r>
+              <w:t>Real source coverage</w:t>
+            </w:r>
+          </w:p>
+        </w:tc>
+      </w:tr>
+      <w:tr>
+        <w:tc>
+          <w:tcPr>
+            <w:tcW w:type="dxa" w:w="1728"/>
+          </w:tcPr>
+          <w:p>
+            <w:r>
+              <w:t>UAT-03</w:t>
+            </w:r>
+          </w:p>
+        </w:tc>
+        <w:tc>
+          <w:tcPr>
+            <w:tcW w:type="dxa" w:w="1728"/>
+          </w:tcPr>
+          <w:p>
+            <w:r>
+              <w:t>Case Creation</w:t>
+            </w:r>
+          </w:p>
+        </w:tc>
+        <w:tc>
+          <w:tcPr>
+            <w:tcW w:type="dxa" w:w="1728"/>
+          </w:tcPr>
+          <w:p>
+            <w:r>
+              <w:t>—</w:t>
+            </w:r>
+          </w:p>
+        </w:tc>
+        <w:tc>
+          <w:tcPr>
+            <w:tcW w:type="dxa" w:w="1728"/>
+          </w:tcPr>
+          <w:p>
+            <w:r>
+              <w:t>0/0</w:t>
+            </w:r>
+          </w:p>
+        </w:tc>
+        <w:tc>
+          <w:tcPr>
+            <w:tcW w:type="dxa" w:w="1728"/>
+          </w:tcPr>
+          <w:p>
+            <w:r>
+              <w:t>No automated coverage</w:t>
+            </w:r>
+          </w:p>
+        </w:tc>
+      </w:tr>
+      <w:tr>
+        <w:tc>
+          <w:tcPr>
+            <w:tcW w:type="dxa" w:w="1728"/>
+          </w:tcPr>
+          <w:p>
+            <w:r>
+              <w:t>UAT-04</w:t>
+            </w:r>
+          </w:p>
+        </w:tc>
+        <w:tc>
+          <w:tcPr>
+            <w:tcW w:type="dxa" w:w="1728"/>
+          </w:tcPr>
+          <w:p>
+            <w:r>
+              <w:t>Dashboard</w:t>
+            </w:r>
+          </w:p>
+        </w:tc>
+        <w:tc>
+          <w:tcPr>
+            <w:tcW w:type="dxa" w:w="1728"/>
+          </w:tcPr>
+          <w:p>
+            <w:r>
+              <w:t>dashboard.test.mjs</w:t>
+            </w:r>
+          </w:p>
+        </w:tc>
+        <w:tc>
+          <w:tcPr>
+            <w:tcW w:type="dxa" w:w="1728"/>
+          </w:tcPr>
+          <w:p>
+            <w:r>
+              <w:t>21/21</w:t>
+            </w:r>
+          </w:p>
+        </w:tc>
+        <w:tc>
+          <w:tcPr>
+            <w:tcW w:type="dxa" w:w="1728"/>
+          </w:tcPr>
+          <w:p>
+            <w:r>
+              <w:t>Real source coverage</w:t>
+            </w:r>
+          </w:p>
+        </w:tc>
+      </w:tr>
+      <w:tr>
+        <w:tc>
+          <w:tcPr>
+            <w:tcW w:type="dxa" w:w="1728"/>
+          </w:tcPr>
+          <w:p>
+            <w:r>
+              <w:t>UAT-05</w:t>
+            </w:r>
+          </w:p>
+        </w:tc>
+        <w:tc>
+          <w:tcPr>
+            <w:tcW w:type="dxa" w:w="1728"/>
+          </w:tcPr>
+          <w:p>
+            <w:r>
+              <w:t>Collaboration (Chat/Notifications)</w:t>
+            </w:r>
+          </w:p>
+        </w:tc>
+        <w:tc>
+          <w:tcPr>
+            <w:tcW w:type="dxa" w:w="1728"/>
+          </w:tcPr>
+          <w:p>
+            <w:r>
+              <w:t>—</w:t>
+            </w:r>
+          </w:p>
+        </w:tc>
+        <w:tc>
+          <w:tcPr>
+            <w:tcW w:type="dxa" w:w="1728"/>
+          </w:tcPr>
+          <w:p>
+            <w:r>
+              <w:t>0/0</w:t>
+            </w:r>
+          </w:p>
+        </w:tc>
+        <w:tc>
+          <w:tcPr>
+            <w:tcW w:type="dxa" w:w="1728"/>
+          </w:tcPr>
+          <w:p>
+            <w:r>
+              <w:t>No automated coverage</w:t>
+            </w:r>
+          </w:p>
+        </w:tc>
+      </w:tr>
+      <w:tr>
+        <w:tc>
+          <w:tcPr>
+            <w:tcW w:type="dxa" w:w="1728"/>
+          </w:tcPr>
+          <w:p>
+            <w:r>
+              <w:t>UAT-06</w:t>
+            </w:r>
+          </w:p>
+        </w:tc>
+        <w:tc>
+          <w:tcPr>
+            <w:tcW w:type="dxa" w:w="1728"/>
+          </w:tcPr>
+          <w:p>
+            <w:r>
+              <w:t>2D Annotation</w:t>
+            </w:r>
+          </w:p>
+        </w:tc>
+        <w:tc>
+          <w:tcPr>
+            <w:tcW w:type="dxa" w:w="1728"/>
+          </w:tcPr>
+          <w:p>
+            <w:r>
+              <w:t>mergeInstructions.test.mjs; clinicalInfoCodec.test.mjs; reciprocatingExclusivity.test.mjs; jawStructRoundTrip.test.mjs; jawStructLingualPlate.test.mjs; jawStructMajorSwitch.test.mjs</w:t>
+            </w:r>
+          </w:p>
+        </w:tc>
+        <w:tc>
+          <w:tcPr>
+            <w:tcW w:type="dxa" w:w="1728"/>
+          </w:tcPr>
+          <w:p>
+            <w:r>
+              <w:t>37/37</w:t>
+            </w:r>
+          </w:p>
+        </w:tc>
+        <w:tc>
+          <w:tcPr>
+            <w:tcW w:type="dxa" w:w="1728"/>
+          </w:tcPr>
+          <w:p>
+            <w:r>
+              <w:t>Real source coverage</w:t>
+            </w:r>
+          </w:p>
+        </w:tc>
+      </w:tr>
+      <w:tr>
+        <w:tc>
+          <w:tcPr>
+            <w:tcW w:type="dxa" w:w="1728"/>
+          </w:tcPr>
+          <w:p>
+            <w:r>
+              <w:t>UAT-07</w:t>
+            </w:r>
+          </w:p>
+        </w:tc>
+        <w:tc>
+          <w:tcPr>
+            <w:tcW w:type="dxa" w:w="1728"/>
+          </w:tcPr>
+          <w:p>
+            <w:r>
+              <w:t>Embedded 3D Preview</w:t>
+            </w:r>
+          </w:p>
+        </w:tc>
+        <w:tc>
+          <w:tcPr>
+            <w:tcW w:type="dxa" w:w="1728"/>
+          </w:tcPr>
+          <w:p>
+            <w:r>
+              <w:t>artificialTeethDecode.test.mjs</w:t>
+            </w:r>
+          </w:p>
+        </w:tc>
+        <w:tc>
+          <w:tcPr>
+            <w:tcW w:type="dxa" w:w="1728"/>
+          </w:tcPr>
+          <w:p>
+            <w:r>
+              <w:t>28/28</w:t>
+            </w:r>
+          </w:p>
+        </w:tc>
+        <w:tc>
+          <w:tcPr>
+            <w:tcW w:type="dxa" w:w="1728"/>
+          </w:tcPr>
+          <w:p>
+            <w:r>
+              <w:t>Real source coverage</w:t>
+            </w:r>
+          </w:p>
+        </w:tc>
+      </w:tr>
+      <w:tr>
+        <w:tc>
+          <w:tcPr>
+            <w:tcW w:type="dxa" w:w="1728"/>
+          </w:tcPr>
+          <w:p>
+            <w:r>
+              <w:t>UAT-08</w:t>
+            </w:r>
+          </w:p>
+        </w:tc>
+        <w:tc>
+          <w:tcPr>
+            <w:tcW w:type="dxa" w:w="1728"/>
+          </w:tcPr>
+          <w:p>
+            <w:r>
+              <w:t>3D Viewer (standalone)</w:t>
+            </w:r>
+          </w:p>
+        </w:tc>
+        <w:tc>
+          <w:tcPr>
+            <w:tcW w:type="dxa" w:w="1728"/>
+          </w:tcPr>
+          <w:p>
+            <w:r>
+              <w:t>artificialTeethDecode.test.mjs</w:t>
+            </w:r>
+          </w:p>
+        </w:tc>
+        <w:tc>
+          <w:tcPr>
+            <w:tcW w:type="dxa" w:w="1728"/>
+          </w:tcPr>
+          <w:p>
+            <w:r>
+              <w:t>28/28</w:t>
+            </w:r>
+          </w:p>
+        </w:tc>
+        <w:tc>
+          <w:tcPr>
+            <w:tcW w:type="dxa" w:w="1728"/>
+          </w:tcPr>
+          <w:p>
+            <w:r>
+              <w:t>Real source coverage</w:t>
+            </w:r>
+          </w:p>
+        </w:tc>
+      </w:tr>
+      <w:tr>
+        <w:tc>
+          <w:tcPr>
+            <w:tcW w:type="dxa" w:w="1728"/>
+          </w:tcPr>
+          <w:p>
+            <w:r>
+              <w:t>UAT-09</w:t>
+            </w:r>
+          </w:p>
+        </w:tc>
+        <w:tc>
+          <w:tcPr>
+            <w:tcW w:type="dxa" w:w="1728"/>
+          </w:tcPr>
+          <w:p>
+            <w:r>
+              <w:t>Add STL Files</w:t>
+            </w:r>
+          </w:p>
+        </w:tc>
+        <w:tc>
+          <w:tcPr>
+            <w:tcW w:type="dxa" w:w="1728"/>
+          </w:tcPr>
+          <w:p>
+            <w:r>
+              <w:t>—</w:t>
+            </w:r>
+          </w:p>
+        </w:tc>
+        <w:tc>
+          <w:tcPr>
+            <w:tcW w:type="dxa" w:w="1728"/>
+          </w:tcPr>
+          <w:p>
+            <w:r>
+              <w:t>0/0</w:t>
+            </w:r>
+          </w:p>
+        </w:tc>
+        <w:tc>
+          <w:tcPr>
+            <w:tcW w:type="dxa" w:w="1728"/>
+          </w:tcPr>
+          <w:p>
+            <w:r>
+              <w:t>No automated coverage</w:t>
+            </w:r>
+          </w:p>
+        </w:tc>
+      </w:tr>
+      <w:tr>
+        <w:tc>
+          <w:tcPr>
+            <w:tcW w:type="dxa" w:w="1728"/>
+          </w:tcPr>
+          <w:p>
+            <w:r>
+              <w:t>UAT-10</w:t>
+            </w:r>
+          </w:p>
+        </w:tc>
+        <w:tc>
+          <w:tcPr>
+            <w:tcW w:type="dxa" w:w="1728"/>
+          </w:tcPr>
+          <w:p>
+            <w:r>
+              <w:t>Version History</w:t>
+            </w:r>
+          </w:p>
+        </w:tc>
+        <w:tc>
+          <w:tcPr>
+            <w:tcW w:type="dxa" w:w="1728"/>
+          </w:tcPr>
+          <w:p>
+            <w:r>
+              <w:t>—</w:t>
+            </w:r>
+          </w:p>
+        </w:tc>
+        <w:tc>
+          <w:tcPr>
+            <w:tcW w:type="dxa" w:w="1728"/>
+          </w:tcPr>
+          <w:p>
+            <w:r>
+              <w:t>0/0</w:t>
+            </w:r>
+          </w:p>
+        </w:tc>
+        <w:tc>
+          <w:tcPr>
+            <w:tcW w:type="dxa" w:w="1728"/>
+          </w:tcPr>
+          <w:p>
+            <w:r>
+              <w:t>No automated coverage</w:t>
+            </w:r>
+          </w:p>
+        </w:tc>
+      </w:tr>
+      <w:tr>
+        <w:tc>
+          <w:tcPr>
+            <w:tcW w:type="dxa" w:w="1728"/>
+          </w:tcPr>
+          <w:p>
+            <w:r>
+              <w:t>UAT-11</w:t>
+            </w:r>
+          </w:p>
+        </w:tc>
+        <w:tc>
+          <w:tcPr>
+            <w:tcW w:type="dxa" w:w="1728"/>
+          </w:tcPr>
+          <w:p>
+            <w:r>
+              <w:t>Download / Export / Share</w:t>
+            </w:r>
+          </w:p>
+        </w:tc>
+        <w:tc>
+          <w:tcPr>
+            <w:tcW w:type="dxa" w:w="1728"/>
+          </w:tcPr>
+          <w:p>
+            <w:r>
+              <w:t>—</w:t>
+            </w:r>
+          </w:p>
+        </w:tc>
+        <w:tc>
+          <w:tcPr>
+            <w:tcW w:type="dxa" w:w="1728"/>
+          </w:tcPr>
+          <w:p>
+            <w:r>
+              <w:t>0/0</w:t>
+            </w:r>
+          </w:p>
+        </w:tc>
+        <w:tc>
+          <w:tcPr>
+            <w:tcW w:type="dxa" w:w="1728"/>
+          </w:tcPr>
+          <w:p>
+            <w:r>
+              <w:t>No automated coverage</w:t>
+            </w:r>
+          </w:p>
+        </w:tc>
+      </w:tr>
+      <w:tr>
+        <w:tc>
+          <w:tcPr>
+            <w:tcW w:type="dxa" w:w="1728"/>
+          </w:tcPr>
+          <w:p>
+            <w:r>
+              <w:t>UAT-12</w:t>
+            </w:r>
+          </w:p>
+        </w:tc>
+        <w:tc>
+          <w:tcPr>
+            <w:tcW w:type="dxa" w:w="1728"/>
+          </w:tcPr>
+          <w:p>
+            <w:r>
+              <w:t>Responsive (Tablet + Mobile)</w:t>
+            </w:r>
+          </w:p>
+        </w:tc>
+        <w:tc>
+          <w:tcPr>
+            <w:tcW w:type="dxa" w:w="1728"/>
+          </w:tcPr>
+          <w:p>
+            <w:r>
+              <w:t>—</w:t>
+            </w:r>
+          </w:p>
+        </w:tc>
+        <w:tc>
+          <w:tcPr>
+            <w:tcW w:type="dxa" w:w="1728"/>
+          </w:tcPr>
+          <w:p>
+            <w:r>
+              <w:t>0/0</w:t>
+            </w:r>
+          </w:p>
+        </w:tc>
+        <w:tc>
+          <w:tcPr>
+            <w:tcW w:type="dxa" w:w="1728"/>
+          </w:tcPr>
+          <w:p>
+            <w:r>
+              <w:t>No automated coverage</w:t>
+            </w:r>
+          </w:p>
+        </w:tc>
+      </w:tr>
+    </w:tbl>
+    <w:p>
+      <w:pPr>
+        <w:pStyle w:val="Heading2"/>
+      </w:pPr>
+      <w:r>
+        <w:t>2.4 Per-Suite Breakdown and Test-Quality Categorization</w:t>
+      </w:r>
+    </w:p>
+    <w:p>
+      <w:pPr/>
+      <w:r>
+        <w:t>Every suite was read directly and classified by whether it imports the real src/ module it claims to test, reimplements a local copy of that logic, or asserts a hardcoded placeholder value. All 13 suites import real src/ modules directly -- confirmed by reading each file's import statements, not inferred from naming.</w:t>
+      </w:r>
+    </w:p>
+    <w:p>
+      <w:pPr/>
+      <w:r>
+        <w:t>Real (imports the actual src/ module under test)</w:t>
+      </w:r>
+    </w:p>
+    <w:p>
+      <w:pPr/>
+      <w:r>
+        <w:t>Copy (reimplements the logic locally; does not import src/)</w:t>
+      </w:r>
+    </w:p>
+    <w:p>
+      <w:pPr/>
+      <w:r>
+        <w:t>Stub (hardcoded placeholder assertion; no source under test)</w:t>
+      </w:r>
+    </w:p>
+    <w:tbl>
+      <w:tblPr>
+        <w:tblStyle w:val="TableGrid"/>
+        <w:tblW w:type="auto" w:w="0"/>
+        <w:tblLook w:firstColumn="1" w:firstRow="1" w:lastColumn="0" w:lastRow="0" w:noHBand="0" w:noVBand="1" w:val="04A0"/>
+      </w:tblPr>
+      <w:tblGrid>
+        <w:gridCol w:w="1728"/>
+        <w:gridCol w:w="1728"/>
+        <w:gridCol w:w="1728"/>
+        <w:gridCol w:w="1728"/>
+        <w:gridCol w:w="1728"/>
+      </w:tblGrid>
+      <w:tr>
+        <w:tc>
+          <w:tcPr>
+            <w:tcW w:type="dxa" w:w="1728"/>
+          </w:tcPr>
+          <w:p>
+            <w:r>
+              <w:t>Test File</w:t>
+            </w:r>
+          </w:p>
+        </w:tc>
+        <w:tc>
+          <w:tcPr>
+            <w:tcW w:type="dxa" w:w="1728"/>
+          </w:tcPr>
+          <w:p>
+            <w:r>
+              <w:t>Pass/Total</w:t>
+            </w:r>
+          </w:p>
+        </w:tc>
+        <w:tc>
+          <w:tcPr>
+            <w:tcW w:type="dxa" w:w="1728"/>
+          </w:tcPr>
+          <w:p>
+            <w:r>
+              <w:t>Category</w:t>
+            </w:r>
+          </w:p>
+        </w:tc>
+        <w:tc>
+          <w:tcPr>
+            <w:tcW w:type="dxa" w:w="1728"/>
+          </w:tcPr>
+          <w:p>
+            <w:r>
+              <w:t>Linked UAT(s)</w:t>
+            </w:r>
+          </w:p>
+        </w:tc>
+        <w:tc>
+          <w:tcPr>
+            <w:tcW w:type="dxa" w:w="1728"/>
+          </w:tcPr>
+          <w:p>
+            <w:r>
+              <w:t>Note</w:t>
+            </w:r>
+          </w:p>
+        </w:tc>
+      </w:tr>
+      <w:tr>
+        <w:tc>
+          <w:tcPr>
+            <w:tcW w:type="dxa" w:w="1728"/>
+          </w:tcPr>
+          <w:p>
+            <w:r>
+              <w:t>artificialTeethDecode.test.mjs</w:t>
+            </w:r>
+          </w:p>
+        </w:tc>
+        <w:tc>
+          <w:tcPr>
+            <w:tcW w:type="dxa" w:w="1728"/>
+          </w:tcPr>
+          <w:p>
+            <w:r>
+              <w:t>28/28</w:t>
+            </w:r>
+          </w:p>
+        </w:tc>
+        <w:tc>
+          <w:tcPr>
+            <w:tcW w:type="dxa" w:w="1728"/>
+          </w:tcPr>
+          <w:p>
+            <w:r>
+              <w:t>real</w:t>
+            </w:r>
+          </w:p>
+        </w:tc>
+        <w:tc>
+          <w:tcPr>
+            <w:tcW w:type="dxa" w:w="1728"/>
+          </w:tcPr>
+          <w:p>
+            <w:r>
+              <w:t>UAT-07, UAT-08</w:t>
+            </w:r>
+          </w:p>
+        </w:tc>
+        <w:tc>
+          <w:tcPr>
+            <w:tcW w:type="dxa" w:w="1728"/>
+          </w:tcPr>
+          <w:p>
+            <w:r>
+              <w:t>Imports real src/viewer3d/artificialTeeth.js MessagePack/coordinate decode layer used by both the embedded 3D preview and the standalone 3D viewer.</w:t>
+            </w:r>
+          </w:p>
+        </w:tc>
+      </w:tr>
+      <w:tr>
+        <w:tc>
+          <w:tcPr>
+            <w:tcW w:type="dxa" w:w="1728"/>
+          </w:tcPr>
+          <w:p>
+            <w:r>
+              <w:t>caseEnrichment.test.mjs</w:t>
+            </w:r>
+          </w:p>
+        </w:tc>
+        <w:tc>
+          <w:tcPr>
+            <w:tcW w:type="dxa" w:w="1728"/>
+          </w:tcPr>
+          <w:p>
+            <w:r>
+              <w:t>13/13</w:t>
+            </w:r>
+          </w:p>
+        </w:tc>
+        <w:tc>
+          <w:tcPr>
+            <w:tcW w:type="dxa" w:w="1728"/>
+          </w:tcPr>
+          <w:p>
+            <w:r>
+              <w:t>real</w:t>
+            </w:r>
+          </w:p>
+        </w:tc>
+        <w:tc>
+          <w:tcPr>
+            <w:tcW w:type="dxa" w:w="1728"/>
+          </w:tcPr>
+          <w:p>
+            <w:r>
+              <w:t>UAT-02</w:t>
+            </w:r>
+          </w:p>
+        </w:tc>
+        <w:tc>
+          <w:tcPr>
+            <w:tcW w:type="dxa" w:w="1728"/>
+          </w:tcPr>
+          <w:p>
+            <w:r>
+              <w:t>Imports real src/js/shared/caseEnrichment.js. Case-detail and co-owner request/fold layer behind the case list.</w:t>
+            </w:r>
+          </w:p>
+        </w:tc>
+      </w:tr>
+      <w:tr>
+        <w:tc>
+          <w:tcPr>
+            <w:tcW w:type="dxa" w:w="1728"/>
+          </w:tcPr>
+          <w:p>
+            <w:r>
+              <w:t>clinicalInfoCodec.test.mjs</w:t>
+            </w:r>
+          </w:p>
+        </w:tc>
+        <w:tc>
+          <w:tcPr>
+            <w:tcW w:type="dxa" w:w="1728"/>
+          </w:tcPr>
+          <w:p>
+            <w:r>
+              <w:t>13/13</w:t>
+            </w:r>
+          </w:p>
+        </w:tc>
+        <w:tc>
+          <w:tcPr>
+            <w:tcW w:type="dxa" w:w="1728"/>
+          </w:tcPr>
+          <w:p>
+            <w:r>
+              <w:t>real</w:t>
+            </w:r>
+          </w:p>
+        </w:tc>
+        <w:tc>
+          <w:tcPr>
+            <w:tcW w:type="dxa" w:w="1728"/>
+          </w:tcPr>
+          <w:p>
+            <w:r>
+              <w:t>UAT-06</w:t>
+            </w:r>
+          </w:p>
+        </w:tc>
+        <w:tc>
+          <w:tcPr>
+            <w:tcW w:type="dxa" w:w="1728"/>
+          </w:tcPr>
+          <w:p>
+            <w:r>
+              <w:t>Imports real src/js/2D/clinicalInfo.js (.NET-compatible clinical-info envelope codec).</w:t>
+            </w:r>
+          </w:p>
+        </w:tc>
+      </w:tr>
+      <w:tr>
+        <w:tc>
+          <w:tcPr>
+            <w:tcW w:type="dxa" w:w="1728"/>
+          </w:tcPr>
+          <w:p>
+            <w:r>
+              <w:t>crypt.test.mjs</w:t>
+            </w:r>
+          </w:p>
+        </w:tc>
+        <w:tc>
+          <w:tcPr>
+            <w:tcW w:type="dxa" w:w="1728"/>
+          </w:tcPr>
+          <w:p>
+            <w:r>
+              <w:t>3/3</w:t>
+            </w:r>
+          </w:p>
+        </w:tc>
+        <w:tc>
+          <w:tcPr>
+            <w:tcW w:type="dxa" w:w="1728"/>
+          </w:tcPr>
+          <w:p>
+            <w:r>
+              <w:t>real</w:t>
+            </w:r>
+          </w:p>
+        </w:tc>
+        <w:tc>
+          <w:tcPr>
+            <w:tcW w:type="dxa" w:w="1728"/>
+          </w:tcPr>
+          <w:p>
+            <w:r>
+              <w:t>cross-cutting</w:t>
+            </w:r>
+          </w:p>
+        </w:tc>
+        <w:tc>
+          <w:tcPr>
+            <w:tcW w:type="dxa" w:w="1728"/>
+          </w:tcPr>
+          <w:p>
+            <w:r>
+              <w:t>Imports real src/js/shared/crypt.js. Case-ID URL obfuscation used across case list, chat, viewer, version history, annotation and create-case links -- cross-cutting, not tied to one workflow.</w:t>
+            </w:r>
+          </w:p>
+        </w:tc>
+      </w:tr>
+      <w:tr>
+        <w:tc>
+          <w:tcPr>
+            <w:tcW w:type="dxa" w:w="1728"/>
+          </w:tcPr>
+          <w:p>
+            <w:r>
+              <w:t>dashboard.test.mjs</w:t>
+            </w:r>
+          </w:p>
+        </w:tc>
+        <w:tc>
+          <w:tcPr>
+            <w:tcW w:type="dxa" w:w="1728"/>
+          </w:tcPr>
+          <w:p>
+            <w:r>
+              <w:t>21/21</w:t>
+            </w:r>
+          </w:p>
+        </w:tc>
+        <w:tc>
+          <w:tcPr>
+            <w:tcW w:type="dxa" w:w="1728"/>
+          </w:tcPr>
+          <w:p>
+            <w:r>
+              <w:t>real</w:t>
+            </w:r>
+          </w:p>
+        </w:tc>
+        <w:tc>
+          <w:tcPr>
+            <w:tcW w:type="dxa" w:w="1728"/>
+          </w:tcPr>
+          <w:p>
+            <w:r>
+              <w:t>UAT-04</w:t>
+            </w:r>
+          </w:p>
+        </w:tc>
+        <w:tc>
+          <w:tcPr>
+            <w:tcW w:type="dxa" w:w="1728"/>
+          </w:tcPr>
+          <w:p>
+            <w:r>
+              <w:t>Imports real dashboard.js pipeline functions.</w:t>
+            </w:r>
+          </w:p>
+        </w:tc>
+      </w:tr>
+      <w:tr>
+        <w:tc>
+          <w:tcPr>
+            <w:tcW w:type="dxa" w:w="1728"/>
+          </w:tcPr>
+          <w:p>
+            <w:r>
+              <w:t>helpBot.test.mjs</w:t>
+            </w:r>
+          </w:p>
+        </w:tc>
+        <w:tc>
+          <w:tcPr>
+            <w:tcW w:type="dxa" w:w="1728"/>
+          </w:tcPr>
+          <w:p>
+            <w:r>
+              <w:t>94/94</w:t>
+            </w:r>
+          </w:p>
+        </w:tc>
+        <w:tc>
+          <w:tcPr>
+            <w:tcW w:type="dxa" w:w="1728"/>
+          </w:tcPr>
+          <w:p>
+            <w:r>
+              <w:t>real</w:t>
+            </w:r>
+          </w:p>
+        </w:tc>
+        <w:tc>
+          <w:tcPr>
+            <w:tcW w:type="dxa" w:w="1728"/>
+          </w:tcPr>
+          <w:p>
+            <w:r>
+              <w:t>unmapped (new feature)</w:t>
+            </w:r>
+          </w:p>
+        </w:tc>
+        <w:tc>
+          <w:tcPr>
+            <w:tcW w:type="dxa" w:w="1728"/>
+          </w:tcPr>
+          <w:p>
+            <w:r>
+              <w:t>Imports real src/js/shared/helpMatcher.js and helpTopics.js (AI-powered help assistant). New feature with no standing UAT-xx case yet -- needs one added to the 12-case set rather than being force-mapped to an existing workflow.</w:t>
+            </w:r>
+          </w:p>
+        </w:tc>
+      </w:tr>
+      <w:tr>
+        <w:tc>
+          <w:tcPr>
+            <w:tcW w:type="dxa" w:w="1728"/>
+          </w:tcPr>
+          <w:p>
+            <w:r>
+              <w:t>importResolution.test.mjs</w:t>
+            </w:r>
+          </w:p>
+        </w:tc>
+        <w:tc>
+          <w:tcPr>
+            <w:tcW w:type="dxa" w:w="1728"/>
+          </w:tcPr>
+          <w:p>
+            <w:r>
+              <w:t>3/3</w:t>
+            </w:r>
+          </w:p>
+        </w:tc>
+        <w:tc>
+          <w:tcPr>
+            <w:tcW w:type="dxa" w:w="1728"/>
+          </w:tcPr>
+          <w:p>
+            <w:r>
+              <w:t>real</w:t>
+            </w:r>
+          </w:p>
+        </w:tc>
+        <w:tc>
+          <w:tcPr>
+            <w:tcW w:type="dxa" w:w="1728"/>
+          </w:tcPr>
+          <w:p>
+            <w:r>
+              <w:t>cross-cutting</w:t>
+            </w:r>
+          </w:p>
+        </w:tc>
+        <w:tc>
+          <w:tcPr>
+            <w:tcW w:type="dxa" w:w="1728"/>
+          </w:tcPr>
+          <w:p>
+            <w:r>
+              <w:t>Walks src/, __tests__/ and the HTML pages checking every relative import/script-src resolves. Repo-wide build-integrity check, not tied to one workflow.</w:t>
+            </w:r>
+          </w:p>
+        </w:tc>
+      </w:tr>
+      <w:tr>
+        <w:tc>
+          <w:tcPr>
+            <w:tcW w:type="dxa" w:w="1728"/>
+          </w:tcPr>
+          <w:p>
+            <w:r>
+              <w:t>jawStructLingualPlate.test.mjs</w:t>
+            </w:r>
+          </w:p>
+        </w:tc>
+        <w:tc>
+          <w:tcPr>
+            <w:tcW w:type="dxa" w:w="1728"/>
+          </w:tcPr>
+          <w:p>
+            <w:r>
+              <w:t>4/4</w:t>
+            </w:r>
+          </w:p>
+        </w:tc>
+        <w:tc>
+          <w:tcPr>
+            <w:tcW w:type="dxa" w:w="1728"/>
+          </w:tcPr>
+          <w:p>
+            <w:r>
+              <w:t>real</w:t>
+            </w:r>
+          </w:p>
+        </w:tc>
+        <w:tc>
+          <w:tcPr>
+            <w:tcW w:type="dxa" w:w="1728"/>
+          </w:tcPr>
+          <w:p>
+            <w:r>
+              <w:t>UAT-06</w:t>
+            </w:r>
+          </w:p>
+        </w:tc>
+        <w:tc>
+          <w:tcPr>
+            <w:tcW w:type="dxa" w:w="1728"/>
+          </w:tcPr>
+          <w:p>
+            <w:r>
+              <w:t>Imports real src/js/2D/jawStructApply.js against fixture desktop files.</w:t>
+            </w:r>
+          </w:p>
+        </w:tc>
+      </w:tr>
+      <w:tr>
+        <w:tc>
+          <w:tcPr>
+            <w:tcW w:type="dxa" w:w="1728"/>
+          </w:tcPr>
+          <w:p>
+            <w:r>
+              <w:t>jawStructMajorSwitch.test.mjs</w:t>
+            </w:r>
+          </w:p>
+        </w:tc>
+        <w:tc>
+          <w:tcPr>
+            <w:tcW w:type="dxa" w:w="1728"/>
+          </w:tcPr>
+          <w:p>
+            <w:r>
+              <w:t>4/4</w:t>
+            </w:r>
+          </w:p>
+        </w:tc>
+        <w:tc>
+          <w:tcPr>
+            <w:tcW w:type="dxa" w:w="1728"/>
+          </w:tcPr>
+          <w:p>
+            <w:r>
+              <w:t>real</w:t>
+            </w:r>
+          </w:p>
+        </w:tc>
+        <w:tc>
+          <w:tcPr>
+            <w:tcW w:type="dxa" w:w="1728"/>
+          </w:tcPr>
+          <w:p>
+            <w:r>
+              <w:t>UAT-06</w:t>
+            </w:r>
+          </w:p>
+        </w:tc>
+        <w:tc>
+          <w:tcPr>
+            <w:tcW w:type="dxa" w:w="1728"/>
+          </w:tcPr>
+          <w:p>
+            <w:r>
+              <w:t>Imports real src/js/2D/jawStructApply.js.</w:t>
+            </w:r>
+          </w:p>
+        </w:tc>
+      </w:tr>
+      <w:tr>
+        <w:tc>
+          <w:tcPr>
+            <w:tcW w:type="dxa" w:w="1728"/>
+          </w:tcPr>
+          <w:p>
+            <w:r>
+              <w:t>jawStructRoundTrip.test.mjs</w:t>
+            </w:r>
+          </w:p>
+        </w:tc>
+        <w:tc>
+          <w:tcPr>
+            <w:tcW w:type="dxa" w:w="1728"/>
+          </w:tcPr>
+          <w:p>
+            <w:r>
+              <w:t>2/2</w:t>
+            </w:r>
+          </w:p>
+        </w:tc>
+        <w:tc>
+          <w:tcPr>
+            <w:tcW w:type="dxa" w:w="1728"/>
+          </w:tcPr>
+          <w:p>
+            <w:r>
+              <w:t>real</w:t>
+            </w:r>
+          </w:p>
+        </w:tc>
+        <w:tc>
+          <w:tcPr>
+            <w:tcW w:type="dxa" w:w="1728"/>
+          </w:tcPr>
+          <w:p>
+            <w:r>
+              <w:t>UAT-06</w:t>
+            </w:r>
+          </w:p>
+        </w:tc>
+        <w:tc>
+          <w:tcPr>
+            <w:tcW w:type="dxa" w:w="1728"/>
+          </w:tcPr>
+          <w:p>
+            <w:r>
+              <w:t>Imports real src/js/2D/jawStructApply.js against fixture desktop files.</w:t>
+            </w:r>
+          </w:p>
+        </w:tc>
+      </w:tr>
+      <w:tr>
+        <w:tc>
+          <w:tcPr>
+            <w:tcW w:type="dxa" w:w="1728"/>
+          </w:tcPr>
+          <w:p>
+            <w:r>
+              <w:t>mergeInstructions.test.mjs</w:t>
+            </w:r>
+          </w:p>
+        </w:tc>
+        <w:tc>
+          <w:tcPr>
+            <w:tcW w:type="dxa" w:w="1728"/>
+          </w:tcPr>
+          <w:p>
+            <w:r>
+              <w:t>5/5</w:t>
+            </w:r>
+          </w:p>
+        </w:tc>
+        <w:tc>
+          <w:tcPr>
+            <w:tcW w:type="dxa" w:w="1728"/>
+          </w:tcPr>
+          <w:p>
+            <w:r>
+              <w:t>real</w:t>
+            </w:r>
+          </w:p>
+        </w:tc>
+        <w:tc>
+          <w:tcPr>
+            <w:tcW w:type="dxa" w:w="1728"/>
+          </w:tcPr>
+          <w:p>
+            <w:r>
+              <w:t>UAT-06</w:t>
+            </w:r>
+          </w:p>
+        </w:tc>
+        <w:tc>
+          <w:tcPr>
+            <w:tcW w:type="dxa" w:w="1728"/>
+          </w:tcPr>
+          <w:p>
+            <w:r>
+              <w:t>Imports real src/js/2D/mergeInstructions.js.</w:t>
+            </w:r>
+          </w:p>
+        </w:tc>
+      </w:tr>
+      <w:tr>
+        <w:tc>
+          <w:tcPr>
+            <w:tcW w:type="dxa" w:w="1728"/>
+          </w:tcPr>
+          <w:p>
+            <w:r>
+              <w:t>passwordReset.test.mjs</w:t>
+            </w:r>
+          </w:p>
+        </w:tc>
+        <w:tc>
+          <w:tcPr>
+            <w:tcW w:type="dxa" w:w="1728"/>
+          </w:tcPr>
+          <w:p>
+            <w:r>
+              <w:t>22/22</w:t>
+            </w:r>
+          </w:p>
+        </w:tc>
+        <w:tc>
+          <w:tcPr>
+            <w:tcW w:type="dxa" w:w="1728"/>
+          </w:tcPr>
+          <w:p>
+            <w:r>
+              <w:t>real</w:t>
+            </w:r>
+          </w:p>
+        </w:tc>
+        <w:tc>
+          <w:tcPr>
+            <w:tcW w:type="dxa" w:w="1728"/>
+          </w:tcPr>
+          <w:p>
+            <w:r>
+              <w:t>UAT-01</w:t>
+            </w:r>
+          </w:p>
+        </w:tc>
+        <w:tc>
+          <w:tcPr>
+            <w:tcW w:type="dxa" w:w="1728"/>
+          </w:tcPr>
+          <w:p>
+            <w:r>
+              <w:t>Imports real src/js/shared/passwordReset.js. Change-password/reset-password feature -- an extension of the Login &amp; Authentication workflow.</w:t>
+            </w:r>
+          </w:p>
+        </w:tc>
+      </w:tr>
+      <w:tr>
+        <w:tc>
+          <w:tcPr>
+            <w:tcW w:type="dxa" w:w="1728"/>
+          </w:tcPr>
+          <w:p>
+            <w:r>
+              <w:t>reciprocatingExclusivity.test.mjs</w:t>
+            </w:r>
+          </w:p>
+        </w:tc>
+        <w:tc>
+          <w:tcPr>
+            <w:tcW w:type="dxa" w:w="1728"/>
+          </w:tcPr>
+          <w:p>
+            <w:r>
+              <w:t>9/9</w:t>
+            </w:r>
+          </w:p>
+        </w:tc>
+        <w:tc>
+          <w:tcPr>
+            <w:tcW w:type="dxa" w:w="1728"/>
+          </w:tcPr>
+          <w:p>
+            <w:r>
+              <w:t>real</w:t>
+            </w:r>
+          </w:p>
+        </w:tc>
+        <w:tc>
+          <w:tcPr>
+            <w:tcW w:type="dxa" w:w="1728"/>
+          </w:tcPr>
+          <w:p>
+            <w:r>
+              <w:t>UAT-06</w:t>
+            </w:r>
+          </w:p>
+        </w:tc>
+        <w:tc>
+          <w:tcPr>
+            <w:tcW w:type="dxa" w:w="1728"/>
+          </w:tcPr>
+          <w:p>
+            <w:r>
+              <w:t>Imports real src/js/2D/criteria.js, components.js and annotationTeethModel.js.</w:t>
+            </w:r>
+          </w:p>
+        </w:tc>
+      </w:tr>
+    </w:tbl>
+    <w:p>
+      <w:pPr>
+        <w:pStyle w:val="Heading2"/>
+      </w:pPr>
+      <w:r>
+        <w:t>2.5 Cross-Cutting Suites (Not Tied to One UAT)</w:t>
+      </w:r>
+    </w:p>
+    <w:p>
+      <w:pPr/>
+      <w:r>
+        <w:t>importResolution.test.mjs -- Walks src/, __tests__/ and the HTML pages checking every relative import/script-src resolves. Repo-wide build-integrity check, not tied to one workflow.</w:t>
+      </w:r>
+    </w:p>
+    <w:p>
+      <w:pPr/>
+      <w:r>
+        <w:t>crypt.test.mjs -- Imports real src/js/shared/crypt.js. Case-ID URL obfuscation used across case list, chat, viewer, version history, annotation and create-case links -- cross-cutting, not tied to one workflow.</w:t>
+      </w:r>
+    </w:p>
+    <w:p>
+      <w:pPr>
+        <w:pStyle w:val="Heading2"/>
+      </w:pPr>
+      <w:r>
+        <w:t>2.6 Coverage Gaps and Findings</w:t>
+      </w:r>
+    </w:p>
+    <w:p>
+      <w:pPr/>
+      <w:r>
+        <w:t>6 of 12 UAT workflows have no automated suite mapped to them: UAT-03 Case Creation, UAT-05 Collaboration (Chat/Notifications), UAT-09 Add STL Files, UAT-10 Version History, UAT-11 Download / Export / Share, UAT-12 Responsive (Tablet + Mobile). These workflows simply never had a dedicated Jest suite written for them on this line of development -- they rely entirely on manual UAT execution for regression coverage.</w:t>
+      </w:r>
+    </w:p>
+    <w:p>
+      <w:pPr/>
+      <w:r>
+        <w:t>helpBot.test.mjs (94 tests, the largest suite in this run) covers the AI-powered help assistant feature but has no standing UAT-xx case to attach to -- a UAT-13 draft already exists in SmartRPD_Documentation.docx §12.2 and should be adopted into the standing set rather than leaving a 94-test suite structurally invisible to the UAT rollup.</w:t>
+      </w:r>
+    </w:p>
+    <w:p>
+      <w:pPr/>
+      <w:r>
+        <w:t>passwordReset.test.mjs (22 tests) is treated here as part of UAT-01 (Login &amp; Authentication) since it's a sibling of the login flow; if UAT-01's documented pass criteria don't already mention password reset, they should be extended to cover it.</w:t>
+      </w:r>
+    </w:p>
+    <w:p>
+      <w:pPr/>
+      <w:r>
+        <w:t>UAT-06 (2D Annotation) and UAT-01 (Login &amp; Authentication, including password reset) are the most heavily covered workflows in this run. UAT-04 (Dashboard) and UAT-02 (Case List) also have solid single-suite real coverage. Coverage is only collected for modules touched transitively by these 13 suites -- most UI wiring, page controllers and the 3D viewer runtime beyond artificialTeeth.js still have no automated coverage; see §2.7.</w:t>
+      </w:r>
+    </w:p>
+    <w:p>
+      <w:pPr>
+        <w:pStyle w:val="Heading2"/>
+      </w:pPr>
+      <w:r>
+        <w:t>2.7 Code Coverage Summary</w:t>
+      </w:r>
+    </w:p>
+    <w:tbl>
+      <w:tblPr>
+        <w:tblStyle w:val="TableGrid"/>
+        <w:tblW w:type="auto" w:w="0"/>
+        <w:tblLook w:firstColumn="1" w:firstRow="1" w:lastColumn="0" w:lastRow="0" w:noHBand="0" w:noVBand="1" w:val="04A0"/>
+      </w:tblPr>
+      <w:tblGrid>
+        <w:gridCol w:w="2880"/>
+        <w:gridCol w:w="2880"/>
+        <w:gridCol w:w="2880"/>
+      </w:tblGrid>
+      <w:tr>
+        <w:tc>
+          <w:tcPr>
+            <w:tcW w:type="dxa" w:w="2880"/>
+          </w:tcPr>
+          <w:p>
+            <w:r>
+              <w:t>Metric</w:t>
+            </w:r>
+          </w:p>
+        </w:tc>
+        <w:tc>
+          <w:tcPr>
+            <w:tcW w:type="dxa" w:w="2880"/>
+          </w:tcPr>
+          <w:p>
+            <w:r>
+              <w:t>Covered / Total</w:t>
+            </w:r>
+          </w:p>
+        </w:tc>
+        <w:tc>
+          <w:tcPr>
+            <w:tcW w:type="dxa" w:w="2880"/>
+          </w:tcPr>
+          <w:p>
+            <w:r>
+              <w:t>%</w:t>
+            </w:r>
+          </w:p>
+        </w:tc>
+      </w:tr>
+      <w:tr>
+        <w:tc>
+          <w:tcPr>
+            <w:tcW w:type="dxa" w:w="2880"/>
+          </w:tcPr>
+          <w:p>
+            <w:r>
+              <w:t>Statements</w:t>
+            </w:r>
+          </w:p>
+        </w:tc>
+        <w:tc>
+          <w:tcPr>
+            <w:tcW w:type="dxa" w:w="2880"/>
+          </w:tcPr>
+          <w:p>
+            <w:r>
+              <w:t>1384/5310</w:t>
+            </w:r>
+          </w:p>
+        </w:tc>
+        <w:tc>
+          <w:tcPr>
+            <w:tcW w:type="dxa" w:w="2880"/>
+          </w:tcPr>
+          <w:p>
+            <w:r>
+              <w:t>26.06</w:t>
+            </w:r>
+          </w:p>
+        </w:tc>
+      </w:tr>
+      <w:tr>
+        <w:tc>
+          <w:tcPr>
+            <w:tcW w:type="dxa" w:w="2880"/>
+          </w:tcPr>
+          <w:p>
+            <w:r>
+              <w:t>Branches</w:t>
+            </w:r>
+          </w:p>
+        </w:tc>
+        <w:tc>
+          <w:tcPr>
+            <w:tcW w:type="dxa" w:w="2880"/>
+          </w:tcPr>
+          <w:p>
+            <w:r>
+              <w:t>862/4381</w:t>
+            </w:r>
+          </w:p>
+        </w:tc>
+        <w:tc>
+          <w:tcPr>
+            <w:tcW w:type="dxa" w:w="2880"/>
+          </w:tcPr>
+          <w:p>
+            <w:r>
+              <w:t>19.67</w:t>
+            </w:r>
+          </w:p>
+        </w:tc>
+      </w:tr>
+      <w:tr>
+        <w:tc>
+          <w:tcPr>
+            <w:tcW w:type="dxa" w:w="2880"/>
+          </w:tcPr>
+          <w:p>
+            <w:r>
+              <w:t>Functions</w:t>
+            </w:r>
+          </w:p>
+        </w:tc>
+        <w:tc>
+          <w:tcPr>
+            <w:tcW w:type="dxa" w:w="2880"/>
+          </w:tcPr>
+          <w:p>
+            <w:r>
+              <w:t>209/888</w:t>
+            </w:r>
+          </w:p>
+        </w:tc>
+        <w:tc>
+          <w:tcPr>
+            <w:tcW w:type="dxa" w:w="2880"/>
+          </w:tcPr>
+          <w:p>
+            <w:r>
+              <w:t>23.53</w:t>
+            </w:r>
+          </w:p>
+        </w:tc>
+      </w:tr>
+      <w:tr>
+        <w:tc>
+          <w:tcPr>
+            <w:tcW w:type="dxa" w:w="2880"/>
+          </w:tcPr>
+          <w:p>
+            <w:r>
+              <w:t>Lines</w:t>
+            </w:r>
+          </w:p>
+        </w:tc>
+        <w:tc>
+          <w:tcPr>
+            <w:tcW w:type="dxa" w:w="2880"/>
+          </w:tcPr>
+          <w:p>
+            <w:r>
+              <w:t>1226/4630</w:t>
+            </w:r>
+          </w:p>
+        </w:tc>
+        <w:tc>
+          <w:tcPr>
+            <w:tcW w:type="dxa" w:w="2880"/>
+          </w:tcPr>
+          <w:p>
+            <w:r>
+              <w:t>26.47</w:t>
+            </w:r>
+          </w:p>
+        </w:tc>
+      </w:tr>
+    </w:tbl>
+    <w:p>
+      <w:pPr/>
+      <w:r>
+        <w:t>Per-file coverage is in coverage/coverage-summary.json (regenerated locally each run, gitignored, not checked in) and in the full text log automated-test-run-log.txt.</w:t>
+      </w:r>
+    </w:p>
+    <w:p>
+      <w:pPr>
+        <w:pStyle w:val="Heading2"/>
+      </w:pPr>
+      <w:r>
+        <w:t>2.8 Automated-Coverage Recommendations</w:t>
+      </w:r>
+    </w:p>
+    <w:p>
+      <w:pPr/>
+      <w:r>
+        <w:t>Add a UAT-xx case for the help assistant feature (helpBot.test.mjs) the next time the standing UAT case set is revised, so a 94-test suite isn't structurally excluded from UAT traceability.</w:t>
+      </w:r>
+    </w:p>
+    <w:p>
+      <w:pPr/>
+      <w:r>
+        <w:t>Confirm UAT-01's documented pass criteria explicitly cover password reset/change password, given passwordReset.test.mjs is mapped there as an extension rather than its own case.</w:t>
+      </w:r>
+    </w:p>
+    <w:p>
+      <w:pPr/>
+      <w:r>
+        <w:t>Prioritize automated coverage for the 6 gap workflows in §2.6 (UAT-03 Case Creation, UAT-05 Collaboration (Chat/Notifications), UAT-09 Add STL Files, UAT-10 Version History, UAT-11 Download / Export / Share, UAT-12 Responsive (Tablet + Mobile)) -- manual UAT is currently the only regression backstop for each of them.</w:t>
+      </w:r>
+    </w:p>
+    <w:p>
+      <w:pPr/>
+      <w:r>
+        <w:t>Keep this pattern (import the real src/ module, not a local copy) for any new suite -- it's the main quality difference between this branch's test tree and the older, pre-restructuring one.</w:t>
+      </w:r>
+    </w:p>
+    <w:p>
+      <w:pPr/>
+      <w:r>
+        <w:t>This section now refreshes automatically -- tools/weekly-doc-review.mjs re-runs the underlying Jest command every Friday and regenerates the raw data files it's built from. The rollup text itself (this section) still needs a manual/AI-assisted refresh when the suite list changes -- see Documentations/WEEKLY_DOC_REVIEW.md.</w:t>
       </w:r>
     </w:p>
     <w:p>
@@ -843,7 +2852,7 @@
         <w:pStyle w:val="ListBullet"/>
       </w:pPr>
       <w:r>
-        <w:t>TSK-025 — AI-powered help assistant. No standing UAT case; recommend drafting UAT-13 before the next full round (71 automated tests already back it, per Automated_Test_Suite_Report.docx, but that's not a substitute for a UAT pass/fail against real usage).</w:t>
+        <w:t>TSK-025 — AI-powered help assistant. No standing UAT case in this backlog's own set, though a UAT-13 draft already exists in SmartRPD_Documentation.docx §12.2 and should be adopted formally (94 automated tests already back it, per Automated_Test_Suite_Report.docx, but that's not a substitute for a UAT pass/fail against real usage).</w:t>
       </w:r>
     </w:p>
     <w:p>
@@ -868,6 +2877,22 @@
       </w:pPr>
       <w:r>
         <w:t>TSK-028 — case-list header search/stage-filter toolbar, including mobile-specific behaviour. Extends UAT-02 and UAT-12.</w:t>
+      </w:r>
+    </w:p>
+    <w:p>
+      <w:pPr>
+        <w:pStyle w:val="Heading1"/>
+      </w:pPr>
+      <w:r>
+        <w:t>TSK-029 — template jaw-loading modal and 3D viewer layout redesign (full-viewport, command-dock controls). Touches the same 3D-viewer surface as TSK-007/TSK-026 -- prioritize alongside them in the next 3D Viewer UAT pass. Extends UAT-06/UAT-07/UAT-08.</w:t>
+      </w:r>
+    </w:p>
+    <w:p>
+      <w:pPr>
+        <w:pStyle w:val="Heading1"/>
+      </w:pPr>
+      <w:r>
+        <w:t>TSK-030 — unified scrolling behavior in case-details detail panels and an adjusted component tab-strip touch-device breakpoint. CSS/layout-only; extends UAT-02/UAT-06/UAT-12.</w:t>
       </w:r>
     </w:p>
     <w:p>
@@ -900,6 +2925,14 @@
       </w:pPr>
       <w:r>
         <w:t>Test Coordinator decision recorded on whether the admin module (TSK-023/024) needs a formal UAT case.</w:t>
+      </w:r>
+    </w:p>
+    <w:p>
+      <w:pPr>
+        <w:pStyle w:val="ListBullet"/>
+      </w:pPr>
+      <w:r>
+        <w:t>Manual UAT-07/UAT-08 pass covering the new jaw-loading modal / viewer layout (TSK-029), and a responsive pass confirming the scroll/touch-breakpoint change (TSK-030).</w:t>
       </w:r>
     </w:p>
     <w:p>
@@ -1253,7 +3286,7 @@
               <w:rPr>
                 <w:sz w:val="19"/>
               </w:rPr>
-              <w:t>dev-deploy-shafik-2</w:t>
+              <w:t>nyunt/dev-W7.1 (live branch)</w:t>
             </w:r>
           </w:p>
         </w:tc>
@@ -1309,7 +3342,7 @@
               <w:rPr>
                 <w:sz w:val="19"/>
               </w:rPr>
-              <w:t>24 July 2026</w:t>
+              <w:t>31 July 2026</w:t>
             </w:r>
           </w:p>
         </w:tc>
